--- a/docs/02-specifications/mobile/ISC-MOB-SPEC_Specification_App_Mobile_v1.2.docx
+++ b/docs/02-specifications/mobile/ISC-MOB-SPEC_Specification_App_Mobile_v1.2.docx
@@ -1749,7 +1749,34 @@
                 <w:sz w:val="20"/>
                 <w:szCs w:val="20"/>
               </w:rPr>
-              <w:t xml:space="preserve">Vocabulaire aligné sur le principe du propriétaire (tâche MOB-VOCAB, 25/09/2026) : la biométrie n'est pas un facteur ; l'ancien terme biométrique remplacé par « déverrouillage local du téléphone » ou « haché » (secret conservé par le serveur) ; ancien texte barré. Paragraphe « Principe » en tête du §1 ; renvoi aux principes P-1 à P-11 ; diagrammes D1 à D5 mis à jour. Aucun changement de conception.</w:t>
+              <w:t xml:space="preserve">Vocabulaire aligné sur le principe du propriétaire (tâche MOB-VOCAB, 25/09/2026) : la biométrie n'est pas un facteur ; l'ancien terme biométrique remplacé par « déverrouillage local du téléphone » ou « haché » (secret conservé par le serveur) ; ancien texte barré. Paragraphe « Principe » en tête du §1 ; renvoi aux principes P-1 à P-11 ; diagrammes D1 à D5 mis à jour. </w:t>
+            </w:r>
+            <w:r>
+              <w:rPr>
+                <w:rFonts w:ascii="Times New Roman" w:cs="Times New Roman" w:eastAsia="Times New Roman" w:hAnsi="Times New Roman"/>
+                <w:b w:val="false"/>
+                <w:bCs w:val="false"/>
+                <w:i w:val="false"/>
+                <w:iCs w:val="false"/>
+                <w:strike/>
+                <w:color w:val="000000"/>
+                <w:sz w:val="20"/>
+                <w:szCs w:val="20"/>
+              </w:rPr>
+              <w:t xml:space="preserve">Aucun changement de conception.</w:t>
+            </w:r>
+            <w:r>
+              <w:rPr>
+                <w:rFonts w:ascii="Times New Roman" w:cs="Times New Roman" w:eastAsia="Times New Roman" w:hAnsi="Times New Roman"/>
+                <w:b w:val="false"/>
+                <w:bCs w:val="false"/>
+                <w:i w:val="false"/>
+                <w:iCs w:val="false"/>
+                <w:color w:val="000000"/>
+                <w:sz w:val="20"/>
+                <w:szCs w:val="20"/>
+              </w:rPr>
+              <w:t xml:space="preserve"> Compléments du 25/09/2026 (décisions du propriétaire) : « biométrie liée à la clé » et légende de la figure 4 reformulées. Aucun changement de conception dans ce document.</w:t>
             </w:r>
           </w:p>
         </w:tc>
@@ -11161,7 +11188,47 @@
           <w:sz w:val="20"/>
           <w:szCs w:val="20"/>
         </w:rPr>
-        <w:t xml:space="preserve">Figure 4 — Envoi d'argent : signature de la chaîne ADR-018 liée à la biométrie, nonce unique, veto de signature puis décision du PDP</w:t>
+        <w:t xml:space="preserve">Figure 4 — Envoi d'argent : </w:t>
+      </w:r>
+      <w:r>
+        <w:rPr>
+          <w:rFonts w:ascii="Times New Roman" w:cs="Times New Roman" w:eastAsia="Times New Roman" w:hAnsi="Times New Roman"/>
+          <w:b w:val="false"/>
+          <w:bCs w:val="false"/>
+          <w:i/>
+          <w:iCs/>
+          <w:strike/>
+          <w:color w:val="000000"/>
+          <w:sz w:val="20"/>
+          <w:szCs w:val="20"/>
+        </w:rPr>
+        <w:t xml:space="preserve">signature de la chaîne ADR-018 liée à la biométrie</w:t>
+      </w:r>
+      <w:r>
+        <w:rPr>
+          <w:rFonts w:ascii="Times New Roman" w:cs="Times New Roman" w:eastAsia="Times New Roman" w:hAnsi="Times New Roman"/>
+          <w:b w:val="false"/>
+          <w:bCs w:val="false"/>
+          <w:i/>
+          <w:iCs/>
+          <w:color w:val="000000"/>
+          <w:sz w:val="20"/>
+          <w:szCs w:val="20"/>
+        </w:rPr>
+        <w:t xml:space="preserve"> déverrouillage local du téléphone qui autorise la signature de la chaîne ADR-018</w:t>
+      </w:r>
+      <w:r>
+        <w:rPr>
+          <w:rFonts w:ascii="Times New Roman" w:cs="Times New Roman" w:eastAsia="Times New Roman" w:hAnsi="Times New Roman"/>
+          <w:b w:val="false"/>
+          <w:bCs w:val="false"/>
+          <w:i/>
+          <w:iCs/>
+          <w:color w:val="000000"/>
+          <w:sz w:val="20"/>
+          <w:szCs w:val="20"/>
+        </w:rPr>
+        <w:t xml:space="preserve">, nonce unique, veto de signature puis décision du PDP</w:t>
       </w:r>
     </w:p>
     <w:p>
@@ -30412,7 +30479,47 @@
           <w:sz w:val="24"/>
           <w:szCs w:val="24"/>
         </w:rPr>
-        <w:t xml:space="preserve">Flutter ou React Native : les trois parties critiques (Keystore, biométrie liée à la clé, FLAG_SECURE) exigent du code Android natif de toute façon ; le multiplateforme ajoute une couche sans rien retirer.</w:t>
+        <w:t xml:space="preserve">Flutter ou React Native : les trois parties critiques (Keystore, </w:t>
+      </w:r>
+      <w:r>
+        <w:rPr>
+          <w:rFonts w:ascii="Times New Roman" w:cs="Times New Roman" w:eastAsia="Times New Roman" w:hAnsi="Times New Roman"/>
+          <w:b w:val="false"/>
+          <w:bCs w:val="false"/>
+          <w:i w:val="false"/>
+          <w:iCs w:val="false"/>
+          <w:strike/>
+          <w:color w:val="000000"/>
+          <w:sz w:val="24"/>
+          <w:szCs w:val="24"/>
+        </w:rPr>
+        <w:t xml:space="preserve">biométrie liée à la clé</w:t>
+      </w:r>
+      <w:r>
+        <w:rPr>
+          <w:rFonts w:ascii="Times New Roman" w:cs="Times New Roman" w:eastAsia="Times New Roman" w:hAnsi="Times New Roman"/>
+          <w:b w:val="false"/>
+          <w:bCs w:val="false"/>
+          <w:i w:val="false"/>
+          <w:iCs w:val="false"/>
+          <w:color w:val="000000"/>
+          <w:sz w:val="24"/>
+          <w:szCs w:val="24"/>
+        </w:rPr>
+        <w:t xml:space="preserve"> déverrouillage local du téléphone qui autorise la signature</w:t>
+      </w:r>
+      <w:r>
+        <w:rPr>
+          <w:rFonts w:ascii="Times New Roman" w:cs="Times New Roman" w:eastAsia="Times New Roman" w:hAnsi="Times New Roman"/>
+          <w:b w:val="false"/>
+          <w:bCs w:val="false"/>
+          <w:i w:val="false"/>
+          <w:iCs w:val="false"/>
+          <w:color w:val="000000"/>
+          <w:sz w:val="24"/>
+          <w:szCs w:val="24"/>
+        </w:rPr>
+        <w:t xml:space="preserve">, FLAG_SECURE) exigent du code Android natif de toute façon ; le multiplateforme ajoute une couche sans rien retirer.</w:t>
       </w:r>
     </w:p>
     <w:p>

--- a/docs/02-specifications/mobile/ISC-MOB-SPEC_Specification_App_Mobile_v1.2.docx
+++ b/docs/02-specifications/mobile/ISC-MOB-SPEC_Specification_App_Mobile_v1.2.docx
@@ -942,11 +942,38 @@
                 <w:bCs w:val="false"/>
                 <w:i w:val="false"/>
                 <w:iCs w:val="false"/>
-                <w:color w:val="000000"/>
-                <w:sz w:val="20"/>
-                <w:szCs w:val="20"/>
-              </w:rPr>
-              <w:t xml:space="preserve">ISC-SRS-FR v1.3, ISC-SAD v1.2, Modèle de menace v1.2.1, ISC-AMD-01, ADR-029/030/031/033/034/035, SPIKE-1 à SPIKE-5</w:t>
+                <w:strike/>
+                <w:color w:val="000000"/>
+                <w:sz w:val="20"/>
+                <w:szCs w:val="20"/>
+              </w:rPr>
+              <w:t xml:space="preserve">ISC-SRS-FR v1.3, ISC-SAD v1.2, Modèle de menace v1.2.1</w:t>
+            </w:r>
+            <w:r>
+              <w:rPr>
+                <w:rFonts w:ascii="Times New Roman" w:cs="Times New Roman" w:eastAsia="Times New Roman" w:hAnsi="Times New Roman"/>
+                <w:b w:val="false"/>
+                <w:bCs w:val="false"/>
+                <w:i w:val="false"/>
+                <w:iCs w:val="false"/>
+                <w:color w:val="000000"/>
+                <w:sz w:val="20"/>
+                <w:szCs w:val="20"/>
+              </w:rPr>
+              <w:t xml:space="preserve"> ISC-SRS-FR v1.4, ISC-SAD v1.3, Modèle de menace v1.3</w:t>
+            </w:r>
+            <w:r>
+              <w:rPr>
+                <w:rFonts w:ascii="Times New Roman" w:cs="Times New Roman" w:eastAsia="Times New Roman" w:hAnsi="Times New Roman"/>
+                <w:b w:val="false"/>
+                <w:bCs w:val="false"/>
+                <w:i w:val="false"/>
+                <w:iCs w:val="false"/>
+                <w:color w:val="000000"/>
+                <w:sz w:val="20"/>
+                <w:szCs w:val="20"/>
+              </w:rPr>
+              <w:t xml:space="preserve">, ISC-AMD-01, ADR-029/030/031/033/034/035, SPIKE-1 à SPIKE-5</w:t>
             </w:r>
           </w:p>
         </w:tc>
@@ -1776,7 +1803,34 @@
                 <w:sz w:val="20"/>
                 <w:szCs w:val="20"/>
               </w:rPr>
-              <w:t xml:space="preserve"> Compléments du 25/09/2026 (décisions du propriétaire) : « biométrie liée à la clé » et légende de la figure 4 reformulées. Aucun changement de conception dans ce document.</w:t>
+              <w:t xml:space="preserve"> Compléments du 25/09/2026 (décisions du propriétaire) : « biométrie liée à la clé » et légende de la figure 4 reformulées. </w:t>
+            </w:r>
+            <w:r>
+              <w:rPr>
+                <w:rFonts w:ascii="Times New Roman" w:cs="Times New Roman" w:eastAsia="Times New Roman" w:hAnsi="Times New Roman"/>
+                <w:b w:val="false"/>
+                <w:bCs w:val="false"/>
+                <w:i w:val="false"/>
+                <w:iCs w:val="false"/>
+                <w:strike/>
+                <w:color w:val="000000"/>
+                <w:sz w:val="20"/>
+                <w:szCs w:val="20"/>
+              </w:rPr>
+              <w:t xml:space="preserve">Aucun changement de conception dans ce document.</w:t>
+            </w:r>
+            <w:r>
+              <w:rPr>
+                <w:rFonts w:ascii="Times New Roman" w:cs="Times New Roman" w:eastAsia="Times New Roman" w:hAnsi="Times New Roman"/>
+                <w:b w:val="false"/>
+                <w:bCs w:val="false"/>
+                <w:i w:val="false"/>
+                <w:iCs w:val="false"/>
+                <w:color w:val="000000"/>
+                <w:sz w:val="20"/>
+                <w:szCs w:val="20"/>
+              </w:rPr>
+              <w:t xml:space="preserve"> Aucun changement de conception dans ce document. Relecture finale du 25/09/2026 : MT-04 corrigé (pas d'horodatage dans la chaîne ADR-018), documents amont à jour, renvoi vers les maquettes au §11.</w:t>
             </w:r>
           </w:p>
         </w:tc>
@@ -17203,6 +17257,40 @@
           <w:szCs w:val="24"/>
         </w:rPr>
         <w:t xml:space="preserve">Vingt-sept écrans. Le cadenas 🔒 marque les écrans non capturables (MOB-S-05). Cet inventaire est la base de la maquette écran par écran (livrable L-8).</w:t>
+      </w:r>
+    </w:p>
+    <w:p>
+      <w:pPr>
+        <w:keepNext w:val="false"/>
+        <w:spacing w:after="120" w:before="0" w:line="360"/>
+        <w:jc w:val="both"/>
+      </w:pPr>
+      <w:r>
+        <w:rPr>
+          <w:rFonts w:ascii="Times New Roman" w:cs="Times New Roman" w:eastAsia="Times New Roman" w:hAnsi="Times New Roman"/>
+          <w:b/>
+          <w:b w:val="false"/>
+          <w:bCs w:val="false"/>
+          <w:i w:val="false"/>
+          <w:iCs w:val="false"/>
+          <w:color w:val="000000"/>
+          <w:sz w:val="24"/>
+          <w:szCs w:val="24"/>
+        </w:rPr>
+        <w:t xml:space="preserve">Maquettes :</w:t>
+      </w:r>
+      <w:r>
+        <w:rPr>
+          <w:rFonts w:ascii="Times New Roman" w:cs="Times New Roman" w:eastAsia="Times New Roman" w:hAnsi="Times New Roman"/>
+          <w:b w:val="false"/>
+          <w:bCs w:val="false"/>
+          <w:i w:val="false"/>
+          <w:iCs w:val="false"/>
+          <w:color w:val="000000"/>
+          <w:sz w:val="24"/>
+          <w:szCs w:val="24"/>
+        </w:rPr>
+        <w:t xml:space="preserve"> voir maquettes/README.md (ajout du 25/09/2026 : 28 écrans et identité visuelle, référence visuelle de M-06 à M-08).</w:t>
       </w:r>
     </w:p>
     <w:tbl>
@@ -28601,7 +28689,34 @@
                 <w:sz w:val="20"/>
                 <w:szCs w:val="20"/>
               </w:rPr>
-              <w:t xml:space="preserve">Nonce unique ; horodatage borné</w:t>
+              <w:t xml:space="preserve">Nonce unique ; </w:t>
+            </w:r>
+            <w:r>
+              <w:rPr>
+                <w:rFonts w:ascii="Times New Roman" w:cs="Times New Roman" w:eastAsia="Times New Roman" w:hAnsi="Times New Roman"/>
+                <w:b w:val="false"/>
+                <w:bCs w:val="false"/>
+                <w:i w:val="false"/>
+                <w:iCs w:val="false"/>
+                <w:strike/>
+                <w:color w:val="000000"/>
+                <w:sz w:val="20"/>
+                <w:szCs w:val="20"/>
+              </w:rPr>
+              <w:t xml:space="preserve">horodatage borné</w:t>
+            </w:r>
+            <w:r>
+              <w:rPr>
+                <w:rFonts w:ascii="Times New Roman" w:cs="Times New Roman" w:eastAsia="Times New Roman" w:hAnsi="Times New Roman"/>
+                <w:b w:val="false"/>
+                <w:bCs w:val="false"/>
+                <w:i w:val="false"/>
+                <w:iCs w:val="false"/>
+                <w:color w:val="000000"/>
+                <w:sz w:val="20"/>
+                <w:szCs w:val="20"/>
+              </w:rPr>
+              <w:t xml:space="preserve"> nonce à usage unique (la chaîne ADR-018 ne contient pas d'horodatage)</w:t>
             </w:r>
           </w:p>
         </w:tc>
